--- a/docx/02-ethernet-cableado/boletin-U02-inicial.docx
+++ b/docx/02-ethernet-cableado/boletin-U02-inicial.docx
@@ -15,6 +15,9 @@
             <w:pStyle w:val="TOCHeading"/>
           </w:pPr>
           <w:r>
+            <w:rPr>
+              <w:lang w:val="es-ES"/>
+            </w:rPr>
             <w:t xml:space="preserve">Table of Contents</w:t>
           </w:r>
         </w:p>
@@ -34,6 +37,9 @@
         <w:pStyle w:val="Heading1"/>
       </w:pPr>
       <w:r>
+        <w:rPr>
+          <w:lang w:val="es-ES"/>
+        </w:rPr>
         <w:t xml:space="preserve">Boletín UD2 — Inicial</w:t>
       </w:r>
     </w:p>
@@ -44,6 +50,9 @@
         <w:pStyle w:val="Heading1"/>
       </w:pPr>
       <w:r>
+        <w:rPr>
+          <w:lang w:val="es-ES"/>
+        </w:rPr>
         <w:t xml:space="preserve">📝 Boletín UD2 — Inicial</w:t>
       </w:r>
     </w:p>
@@ -52,6 +61,9 @@
         <w:pStyle w:val="BlockText"/>
       </w:pPr>
       <w:r>
+        <w:rPr>
+          <w:lang w:val="es-ES"/>
+        </w:rPr>
         <w:t xml:space="preserve">Ejercicios básicos para afianzar los conceptos de medios físicos, cableado, crimpado, modelo OSI y trama Ethernet.</w:t>
       </w:r>
     </w:p>
@@ -68,6 +80,9 @@
         <w:pStyle w:val="Heading2"/>
       </w:pPr>
       <w:r>
+        <w:rPr>
+          <w:lang w:val="es-ES"/>
+        </w:rPr>
         <w:t xml:space="preserve">1. Identifica el cable</w:t>
       </w:r>
     </w:p>
@@ -76,6 +91,9 @@
         <w:pStyle w:val="FirstParagraph"/>
       </w:pPr>
       <w:r>
+        <w:rPr>
+          <w:lang w:val="es-ES"/>
+        </w:rPr>
         <w:t xml:space="preserve">Relaciona cada tipo de cable con su uso:</w:t>
       </w:r>
     </w:p>
@@ -100,6 +118,9 @@
               <w:pStyle w:val="Compact"/>
             </w:pPr>
             <w:r>
+              <w:rPr>
+                <w:lang w:val="es-ES"/>
+              </w:rPr>
               <w:t xml:space="preserve">Cable</w:t>
             </w:r>
           </w:p>
@@ -111,6 +132,9 @@
               <w:pStyle w:val="Compact"/>
             </w:pPr>
             <w:r>
+              <w:rPr>
+                <w:lang w:val="es-ES"/>
+              </w:rPr>
               <w:t xml:space="preserve">Uso</w:t>
             </w:r>
           </w:p>
@@ -124,6 +148,9 @@
               <w:pStyle w:val="Compact"/>
             </w:pPr>
             <w:r>
+              <w:rPr>
+                <w:lang w:val="es-ES"/>
+              </w:rPr>
               <w:t xml:space="preserve">1. Directo</w:t>
             </w:r>
           </w:p>
@@ -135,6 +162,9 @@
               <w:pStyle w:val="Compact"/>
             </w:pPr>
             <w:r>
+              <w:rPr>
+                <w:lang w:val="es-ES"/>
+              </w:rPr>
               <w:t xml:space="preserve">a) PC a PC</w:t>
             </w:r>
           </w:p>
@@ -148,6 +178,9 @@
               <w:pStyle w:val="Compact"/>
             </w:pPr>
             <w:r>
+              <w:rPr>
+                <w:lang w:val="es-ES"/>
+              </w:rPr>
               <w:t xml:space="preserve">2. Cruzado</w:t>
             </w:r>
           </w:p>
@@ -159,6 +192,9 @@
               <w:pStyle w:val="Compact"/>
             </w:pPr>
             <w:r>
+              <w:rPr>
+                <w:lang w:val="es-ES"/>
+              </w:rPr>
               <w:t xml:space="preserve">b) PC a switch</w:t>
             </w:r>
           </w:p>
@@ -172,6 +208,9 @@
               <w:pStyle w:val="Compact"/>
             </w:pPr>
             <w:r>
+              <w:rPr>
+                <w:lang w:val="es-ES"/>
+              </w:rPr>
               <w:t xml:space="preserve">3. Consola</w:t>
             </w:r>
           </w:p>
@@ -183,6 +222,9 @@
               <w:pStyle w:val="Compact"/>
             </w:pPr>
             <w:r>
+              <w:rPr>
+                <w:lang w:val="es-ES"/>
+              </w:rPr>
               <w:t xml:space="preserve">c) Configuración inicial de un switch Cisco</w:t>
             </w:r>
           </w:p>
@@ -196,6 +238,9 @@
         <w:pStyle w:val="Heading2"/>
       </w:pPr>
       <w:r>
+        <w:rPr>
+          <w:lang w:val="es-ES"/>
+        </w:rPr>
         <w:t xml:space="preserve">2. ¿Qué categoría?</w:t>
       </w:r>
     </w:p>
@@ -204,6 +249,9 @@
         <w:pStyle w:val="FirstParagraph"/>
       </w:pPr>
       <w:r>
+        <w:rPr>
+          <w:lang w:val="es-ES"/>
+        </w:rPr>
         <w:t xml:space="preserve">Indica qué categoría de cable UTP necesitas para cada situación:</w:t>
       </w:r>
     </w:p>
@@ -216,6 +264,9 @@
         </w:numPr>
       </w:pPr>
       <w:r>
+        <w:rPr>
+          <w:lang w:val="es-ES"/>
+        </w:rPr>
         <w:t xml:space="preserve">Red de oficina a 1 Gbps</w:t>
       </w:r>
     </w:p>
@@ -228,6 +279,9 @@
         </w:numPr>
       </w:pPr>
       <w:r>
+        <w:rPr>
+          <w:lang w:val="es-ES"/>
+        </w:rPr>
         <w:t xml:space="preserve">Datacenter con 10 Gbps a 100 metros</w:t>
       </w:r>
     </w:p>
@@ -240,6 +294,9 @@
         </w:numPr>
       </w:pPr>
       <w:r>
+        <w:rPr>
+          <w:lang w:val="es-ES"/>
+        </w:rPr>
         <w:t xml:space="preserve">Cableado económico para una pequeña empresa</w:t>
       </w:r>
     </w:p>
@@ -250,6 +307,9 @@
         <w:pStyle w:val="Heading2"/>
       </w:pPr>
       <w:r>
+        <w:rPr>
+          <w:lang w:val="es-ES"/>
+        </w:rPr>
         <w:t xml:space="preserve">3. Verdadero o falso</w:t>
       </w:r>
     </w:p>
@@ -262,6 +322,9 @@
         </w:numPr>
       </w:pPr>
       <w:r>
+        <w:rPr>
+          <w:lang w:val="es-ES"/>
+        </w:rPr>
         <w:t xml:space="preserve">La fibra óptica usa pulsos eléctricos para transmitir datos.</w:t>
       </w:r>
     </w:p>
@@ -274,6 +337,9 @@
         </w:numPr>
       </w:pPr>
       <w:r>
+        <w:rPr>
+          <w:lang w:val="es-ES"/>
+        </w:rPr>
         <w:t xml:space="preserve">El estándar T568B pone el par naranja en los pines 1 y 2.</w:t>
       </w:r>
     </w:p>
@@ -286,6 +352,9 @@
         </w:numPr>
       </w:pPr>
       <w:r>
+        <w:rPr>
+          <w:lang w:val="es-ES"/>
+        </w:rPr>
         <w:t xml:space="preserve">Un cable UTP tiene 4 pares de hilos (8 hilos en total).</w:t>
       </w:r>
     </w:p>
@@ -298,6 +367,9 @@
         </w:numPr>
       </w:pPr>
       <w:r>
+        <w:rPr>
+          <w:lang w:val="es-ES"/>
+        </w:rPr>
         <w:t xml:space="preserve">El Auto MDI-X permite usar cables directos entre switches.</w:t>
       </w:r>
     </w:p>
@@ -310,6 +382,9 @@
         </w:numPr>
       </w:pPr>
       <w:r>
+        <w:rPr>
+          <w:lang w:val="es-ES"/>
+        </w:rPr>
         <w:t xml:space="preserve">La diafonía es la pérdida de señal con la distancia.</w:t>
       </w:r>
     </w:p>
@@ -320,6 +395,9 @@
         <w:pStyle w:val="Heading2"/>
       </w:pPr>
       <w:r>
+        <w:rPr>
+          <w:lang w:val="es-ES"/>
+        </w:rPr>
         <w:t xml:space="preserve">4. Ordena el crimpado</w:t>
       </w:r>
     </w:p>
@@ -328,6 +406,9 @@
         <w:pStyle w:val="FirstParagraph"/>
       </w:pPr>
       <w:r>
+        <w:rPr>
+          <w:lang w:val="es-ES"/>
+        </w:rPr>
         <w:t xml:space="preserve">Ordena los pasos para crimpar un cable RJ45 (del 1 al 6):</w:t>
       </w:r>
     </w:p>
@@ -340,6 +421,9 @@
         </w:numPr>
       </w:pPr>
       <w:r>
+        <w:rPr>
+          <w:lang w:val="es-ES"/>
+        </w:rPr>
         <w:t xml:space="preserve">Insertar los hilos en el conector RJ45</w:t>
       </w:r>
     </w:p>
@@ -352,6 +436,9 @@
         </w:numPr>
       </w:pPr>
       <w:r>
+        <w:rPr>
+          <w:lang w:val="es-ES"/>
+        </w:rPr>
         <w:t xml:space="preserve">Pelar la funda exterior del cable</w:t>
       </w:r>
     </w:p>
@@ -364,6 +451,9 @@
         </w:numPr>
       </w:pPr>
       <w:r>
+        <w:rPr>
+          <w:lang w:val="es-ES"/>
+        </w:rPr>
         <w:t xml:space="preserve">Comprobar el cable con un tester</w:t>
       </w:r>
     </w:p>
@@ -376,6 +466,9 @@
         </w:numPr>
       </w:pPr>
       <w:r>
+        <w:rPr>
+          <w:lang w:val="es-ES"/>
+        </w:rPr>
         <w:t xml:space="preserve">Ordenar los hilos según T568B</w:t>
       </w:r>
     </w:p>
@@ -388,6 +481,9 @@
         </w:numPr>
       </w:pPr>
       <w:r>
+        <w:rPr>
+          <w:lang w:val="es-ES"/>
+        </w:rPr>
         <w:t xml:space="preserve">Cortar los hilos rectos</w:t>
       </w:r>
     </w:p>
@@ -400,6 +496,9 @@
         </w:numPr>
       </w:pPr>
       <w:r>
+        <w:rPr>
+          <w:lang w:val="es-ES"/>
+        </w:rPr>
         <w:t xml:space="preserve">Crimpar con la crimpadora</w:t>
       </w:r>
     </w:p>
@@ -410,6 +509,9 @@
         <w:pStyle w:val="Heading2"/>
       </w:pPr>
       <w:r>
+        <w:rPr>
+          <w:lang w:val="es-ES"/>
+        </w:rPr>
         <w:t xml:space="preserve">5. Relaciona concepto y definición</w:t>
       </w:r>
     </w:p>
@@ -434,6 +536,9 @@
               <w:pStyle w:val="Compact"/>
             </w:pPr>
             <w:r>
+              <w:rPr>
+                <w:lang w:val="es-ES"/>
+              </w:rPr>
               <w:t xml:space="preserve">Concepto</w:t>
             </w:r>
           </w:p>
@@ -445,6 +550,9 @@
               <w:pStyle w:val="Compact"/>
             </w:pPr>
             <w:r>
+              <w:rPr>
+                <w:lang w:val="es-ES"/>
+              </w:rPr>
               <w:t xml:space="preserve">Definición</w:t>
             </w:r>
           </w:p>
@@ -458,6 +566,9 @@
               <w:pStyle w:val="Compact"/>
             </w:pPr>
             <w:r>
+              <w:rPr>
+                <w:lang w:val="es-ES"/>
+              </w:rPr>
               <w:t xml:space="preserve">1. Atenuación</w:t>
             </w:r>
           </w:p>
@@ -469,6 +580,9 @@
               <w:pStyle w:val="Compact"/>
             </w:pPr>
             <w:r>
+              <w:rPr>
+                <w:lang w:val="es-ES"/>
+              </w:rPr>
               <w:t xml:space="preserve">a) Interferencia entre pares de hilos adyacentes</w:t>
             </w:r>
           </w:p>
@@ -482,6 +596,9 @@
               <w:pStyle w:val="Compact"/>
             </w:pPr>
             <w:r>
+              <w:rPr>
+                <w:lang w:val="es-ES"/>
+              </w:rPr>
               <w:t xml:space="preserve">2. Diafonía</w:t>
             </w:r>
           </w:p>
@@ -493,6 +610,9 @@
               <w:pStyle w:val="Compact"/>
             </w:pPr>
             <w:r>
+              <w:rPr>
+                <w:lang w:val="es-ES"/>
+              </w:rPr>
               <w:t xml:space="preserve">b) Capacidad máxima de transmisión de un medio</w:t>
             </w:r>
           </w:p>
@@ -506,6 +626,9 @@
               <w:pStyle w:val="Compact"/>
             </w:pPr>
             <w:r>
+              <w:rPr>
+                <w:lang w:val="es-ES"/>
+              </w:rPr>
               <w:t xml:space="preserve">3. Ancho de banda</w:t>
             </w:r>
           </w:p>
@@ -517,6 +640,9 @@
               <w:pStyle w:val="Compact"/>
             </w:pPr>
             <w:r>
+              <w:rPr>
+                <w:lang w:val="es-ES"/>
+              </w:rPr>
               <w:t xml:space="preserve">c) Tiempo de ida y vuelta de un paquete</w:t>
             </w:r>
           </w:p>
@@ -530,6 +656,9 @@
               <w:pStyle w:val="Compact"/>
             </w:pPr>
             <w:r>
+              <w:rPr>
+                <w:lang w:val="es-ES"/>
+              </w:rPr>
               <w:t xml:space="preserve">4. Latencia</w:t>
             </w:r>
           </w:p>
@@ -541,6 +670,9 @@
               <w:pStyle w:val="Compact"/>
             </w:pPr>
             <w:r>
+              <w:rPr>
+                <w:lang w:val="es-ES"/>
+              </w:rPr>
               <w:t xml:space="preserve">d) Pérdida de intensidad de la señal con la distancia</w:t>
             </w:r>
           </w:p>
@@ -554,6 +686,9 @@
         <w:pStyle w:val="Heading2"/>
       </w:pPr>
       <w:r>
+        <w:rPr>
+          <w:lang w:val="es-ES"/>
+        </w:rPr>
         <w:t xml:space="preserve">6. Sopa de letras de conectores</w:t>
       </w:r>
     </w:p>
@@ -562,6 +697,9 @@
         <w:pStyle w:val="FirstParagraph"/>
       </w:pPr>
       <w:r>
+        <w:rPr>
+          <w:lang w:val="es-ES"/>
+        </w:rPr>
         <w:t xml:space="preserve">Nombra estos conectores y el medio en el que se usan:</w:t>
       </w:r>
     </w:p>
@@ -574,6 +712,9 @@
         </w:numPr>
       </w:pPr>
       <w:r>
+        <w:rPr>
+          <w:lang w:val="es-ES"/>
+        </w:rPr>
         <w:t xml:space="preserve">RJ45</w:t>
       </w:r>
     </w:p>
@@ -586,6 +727,9 @@
         </w:numPr>
       </w:pPr>
       <w:r>
+        <w:rPr>
+          <w:lang w:val="es-ES"/>
+        </w:rPr>
         <w:t xml:space="preserve">LC</w:t>
       </w:r>
     </w:p>
@@ -598,6 +742,9 @@
         </w:numPr>
       </w:pPr>
       <w:r>
+        <w:rPr>
+          <w:lang w:val="es-ES"/>
+        </w:rPr>
         <w:t xml:space="preserve">SC</w:t>
       </w:r>
     </w:p>
@@ -608,6 +755,9 @@
         <w:pStyle w:val="Heading2"/>
       </w:pPr>
       <w:r>
+        <w:rPr>
+          <w:lang w:val="es-ES"/>
+        </w:rPr>
         <w:t xml:space="preserve">7. Cableado estructurado</w:t>
       </w:r>
     </w:p>
@@ -616,6 +766,9 @@
         <w:pStyle w:val="FirstParagraph"/>
       </w:pPr>
       <w:r>
+        <w:rPr>
+          <w:lang w:val="es-ES"/>
+        </w:rPr>
         <w:t xml:space="preserve">Relaciona cada elemento del cableado estructurado con su función:</w:t>
       </w:r>
     </w:p>
@@ -641,6 +794,9 @@
               <w:pStyle w:val="Compact"/>
             </w:pPr>
             <w:r>
+              <w:rPr>
+                <w:lang w:val="es-ES"/>
+              </w:rPr>
               <w:t xml:space="preserve">Elemento</w:t>
             </w:r>
           </w:p>
@@ -652,6 +808,9 @@
               <w:pStyle w:val="Compact"/>
             </w:pPr>
             <w:r>
+              <w:rPr>
+                <w:lang w:val="es-ES"/>
+              </w:rPr>
               <w:t xml:space="preserve">Función</w:t>
             </w:r>
           </w:p>
@@ -665,6 +824,9 @@
               <w:pStyle w:val="Compact"/>
             </w:pPr>
             <w:r>
+              <w:rPr>
+                <w:lang w:val="es-ES"/>
+              </w:rPr>
               <w:t xml:space="preserve">1. Latiguillo</w:t>
             </w:r>
           </w:p>
@@ -676,6 +838,9 @@
               <w:pStyle w:val="Compact"/>
             </w:pPr>
             <w:r>
+              <w:rPr>
+                <w:lang w:val="es-ES"/>
+              </w:rPr>
               <w:t xml:space="preserve">a) Concentra los cables horizontales en el rack</w:t>
             </w:r>
           </w:p>
@@ -689,6 +854,9 @@
               <w:pStyle w:val="Compact"/>
             </w:pPr>
             <w:r>
+              <w:rPr>
+                <w:lang w:val="es-ES"/>
+              </w:rPr>
               <w:t xml:space="preserve">2. Keystone</w:t>
             </w:r>
           </w:p>
@@ -700,6 +868,9 @@
               <w:pStyle w:val="Compact"/>
             </w:pPr>
             <w:r>
+              <w:rPr>
+                <w:lang w:val="es-ES"/>
+              </w:rPr>
               <w:t xml:space="preserve">b) Cable flexible que une el PC con la roseta (o el patch panel con el switch)</w:t>
             </w:r>
           </w:p>
@@ -713,6 +884,9 @@
               <w:pStyle w:val="Compact"/>
             </w:pPr>
             <w:r>
+              <w:rPr>
+                <w:lang w:val="es-ES"/>
+              </w:rPr>
               <w:t xml:space="preserve">3. Patch panel</w:t>
             </w:r>
           </w:p>
@@ -724,6 +898,9 @@
               <w:pStyle w:val="Compact"/>
             </w:pPr>
             <w:r>
+              <w:rPr>
+                <w:lang w:val="es-ES"/>
+              </w:rPr>
               <w:t xml:space="preserve">c) Conector hembra RJ45 en la roseta de pared</w:t>
             </w:r>
           </w:p>
@@ -737,6 +914,9 @@
               <w:pStyle w:val="Compact"/>
             </w:pPr>
             <w:r>
+              <w:rPr>
+                <w:lang w:val="es-ES"/>
+              </w:rPr>
               <w:t xml:space="preserve">4. Cable horizontal</w:t>
             </w:r>
           </w:p>
@@ -748,6 +928,9 @@
               <w:pStyle w:val="Compact"/>
             </w:pPr>
             <w:r>
+              <w:rPr>
+                <w:lang w:val="es-ES"/>
+              </w:rPr>
               <w:t xml:space="preserve">d) Cable sólido empotrado que va del patch panel al keystone</w:t>
             </w:r>
           </w:p>
@@ -761,6 +944,9 @@
         <w:pStyle w:val="Heading2"/>
       </w:pPr>
       <w:r>
+        <w:rPr>
+          <w:lang w:val="es-ES"/>
+        </w:rPr>
         <w:t xml:space="preserve">8. Medios y estándares: verdadero o falso</w:t>
       </w:r>
     </w:p>
@@ -769,6 +955,9 @@
         <w:pStyle w:val="FirstParagraph"/>
       </w:pPr>
       <w:r>
+        <w:rPr>
+          <w:lang w:val="es-ES"/>
+        </w:rPr>
         <w:t xml:space="preserve">Indica si cada afirmación es verdadera (V) o falsa (F) y corrige las falsas:</w:t>
       </w:r>
     </w:p>
@@ -781,6 +970,9 @@
         </w:numPr>
       </w:pPr>
       <w:r>
+        <w:rPr>
+          <w:lang w:val="es-ES"/>
+        </w:rPr>
         <w:t xml:space="preserve">La fibra óptica se ve afectada por las interferencias electromagnéticas.</w:t>
       </w:r>
     </w:p>
@@ -793,6 +985,9 @@
         </w:numPr>
       </w:pPr>
       <w:r>
+        <w:rPr>
+          <w:lang w:val="es-ES"/>
+        </w:rPr>
         <w:t xml:space="preserve">El cobre UTP se ve afectado por la interferencia electromagnética externa.</w:t>
       </w:r>
     </w:p>
@@ -805,6 +1000,9 @@
         </w:numPr>
       </w:pPr>
       <w:r>
+        <w:rPr>
+          <w:lang w:val="es-ES"/>
+        </w:rPr>
         <w:t xml:space="preserve">El estándar 1000BASE-T trabaja sobre par trenzado de cobre.</w:t>
       </w:r>
     </w:p>
@@ -817,6 +1015,9 @@
         </w:numPr>
       </w:pPr>
       <w:r>
+        <w:rPr>
+          <w:lang w:val="es-ES"/>
+        </w:rPr>
         <w:t xml:space="preserve">La fibra multimodo llega a distancias de más de 40 km.</w:t>
       </w:r>
     </w:p>
@@ -829,6 +1030,9 @@
         </w:numPr>
       </w:pPr>
       <w:r>
+        <w:rPr>
+          <w:lang w:val="es-ES"/>
+        </w:rPr>
         <w:t xml:space="preserve">La fibra monomodo se usa para enlaces largos (cientos de metros o kilómetros).</w:t>
       </w:r>
     </w:p>
@@ -839,6 +1043,9 @@
         <w:pStyle w:val="Heading2"/>
       </w:pPr>
       <w:r>
+        <w:rPr>
+          <w:lang w:val="es-ES"/>
+        </w:rPr>
         <w:t xml:space="preserve">9. Modelo OSI: capas y PDUs</w:t>
       </w:r>
     </w:p>
@@ -847,18 +1054,33 @@
         <w:pStyle w:val="FirstParagraph"/>
       </w:pPr>
       <w:r>
+        <w:rPr>
+          <w:lang w:val="es-ES"/>
+        </w:rPr>
         <w:t xml:space="preserve">Relaciona cada capa OSI con la PDU que</w:t>
       </w:r>
       <w:r>
+        <w:rPr>
+          <w:lang w:val="es-ES"/>
+        </w:rPr>
         <w:t xml:space="preserve"> </w:t>
       </w:r>
       <w:r>
+        <w:rPr>
+          <w:lang w:val="es-ES"/>
+        </w:rPr>
         <w:t xml:space="preserve">“viaja”</w:t>
       </w:r>
       <w:r>
+        <w:rPr>
+          <w:lang w:val="es-ES"/>
+        </w:rPr>
         <w:t xml:space="preserve"> </w:t>
       </w:r>
       <w:r>
+        <w:rPr>
+          <w:lang w:val="es-ES"/>
+        </w:rPr>
         <w:t xml:space="preserve">en ella:</w:t>
       </w:r>
     </w:p>
@@ -883,6 +1105,9 @@
               <w:pStyle w:val="Compact"/>
             </w:pPr>
             <w:r>
+              <w:rPr>
+                <w:lang w:val="es-ES"/>
+              </w:rPr>
               <w:t xml:space="preserve">Capa</w:t>
             </w:r>
           </w:p>
@@ -894,6 +1119,9 @@
               <w:pStyle w:val="Compact"/>
             </w:pPr>
             <w:r>
+              <w:rPr>
+                <w:lang w:val="es-ES"/>
+              </w:rPr>
               <w:t xml:space="preserve">PDU</w:t>
             </w:r>
           </w:p>
@@ -907,6 +1135,9 @@
               <w:pStyle w:val="Compact"/>
             </w:pPr>
             <w:r>
+              <w:rPr>
+                <w:lang w:val="es-ES"/>
+              </w:rPr>
               <w:t xml:space="preserve">1 · Física</w:t>
             </w:r>
           </w:p>
@@ -918,6 +1149,9 @@
               <w:pStyle w:val="Compact"/>
             </w:pPr>
             <w:r>
+              <w:rPr>
+                <w:lang w:val="es-ES"/>
+              </w:rPr>
               <w:t xml:space="preserve">a) Paquete</w:t>
             </w:r>
           </w:p>
@@ -931,6 +1165,9 @@
               <w:pStyle w:val="Compact"/>
             </w:pPr>
             <w:r>
+              <w:rPr>
+                <w:lang w:val="es-ES"/>
+              </w:rPr>
               <w:t xml:space="preserve">2 · Enlace</w:t>
             </w:r>
           </w:p>
@@ -942,6 +1179,9 @@
               <w:pStyle w:val="Compact"/>
             </w:pPr>
             <w:r>
+              <w:rPr>
+                <w:lang w:val="es-ES"/>
+              </w:rPr>
               <w:t xml:space="preserve">b) Bits</w:t>
             </w:r>
           </w:p>
@@ -955,6 +1195,9 @@
               <w:pStyle w:val="Compact"/>
             </w:pPr>
             <w:r>
+              <w:rPr>
+                <w:lang w:val="es-ES"/>
+              </w:rPr>
               <w:t xml:space="preserve">3 · Red</w:t>
             </w:r>
           </w:p>
@@ -966,6 +1209,9 @@
               <w:pStyle w:val="Compact"/>
             </w:pPr>
             <w:r>
+              <w:rPr>
+                <w:lang w:val="es-ES"/>
+              </w:rPr>
               <w:t xml:space="preserve">c) Trama</w:t>
             </w:r>
           </w:p>
@@ -979,6 +1225,9 @@
               <w:pStyle w:val="Compact"/>
             </w:pPr>
             <w:r>
+              <w:rPr>
+                <w:lang w:val="es-ES"/>
+              </w:rPr>
               <w:t xml:space="preserve">4 · Transporte</w:t>
             </w:r>
           </w:p>
@@ -990,6 +1239,9 @@
               <w:pStyle w:val="Compact"/>
             </w:pPr>
             <w:r>
+              <w:rPr>
+                <w:lang w:val="es-ES"/>
+              </w:rPr>
               <w:t xml:space="preserve">d) Segmento</w:t>
             </w:r>
           </w:p>
@@ -1001,6 +1253,9 @@
         <w:pStyle w:val="BodyText"/>
       </w:pPr>
       <w:r>
+        <w:rPr>
+          <w:lang w:val="es-ES"/>
+        </w:rPr>
         <w:t xml:space="preserve">Indica además si cada frase es verdadera (V) o falsa (F) y corrige las falsas:</w:t>
       </w:r>
     </w:p>
@@ -1013,6 +1268,9 @@
         </w:numPr>
       </w:pPr>
       <w:r>
+        <w:rPr>
+          <w:lang w:val="es-ES"/>
+        </w:rPr>
         <w:t xml:space="preserve">OSI es el modelo de 7 capas que corre de verdad en Internet.</w:t>
       </w:r>
     </w:p>
@@ -1025,6 +1283,9 @@
         </w:numPr>
       </w:pPr>
       <w:r>
+        <w:rPr>
+          <w:lang w:val="es-ES"/>
+        </w:rPr>
         <w:t xml:space="preserve">TCP/IP es la pila real; OSI se usa como mapa para hablar y diagnosticar.</w:t>
       </w:r>
     </w:p>
@@ -1037,6 +1298,9 @@
         </w:numPr>
       </w:pPr>
       <w:r>
+        <w:rPr>
+          <w:lang w:val="es-ES"/>
+        </w:rPr>
         <w:t xml:space="preserve">Esta unidad (UD2) vive sobre todo en las capas 1 y 2.</w:t>
       </w:r>
     </w:p>
@@ -1049,24 +1313,45 @@
         </w:numPr>
       </w:pPr>
       <w:r>
+        <w:rPr>
+          <w:lang w:val="es-ES"/>
+        </w:rPr>
         <w:t xml:space="preserve">“Capa 3”</w:t>
       </w:r>
       <w:r>
+        <w:rPr>
+          <w:lang w:val="es-ES"/>
+        </w:rPr>
         <w:t xml:space="preserve"> </w:t>
       </w:r>
       <w:r>
+        <w:rPr>
+          <w:lang w:val="es-ES"/>
+        </w:rPr>
         <w:t xml:space="preserve">y</w:t>
       </w:r>
       <w:r>
+        <w:rPr>
+          <w:lang w:val="es-ES"/>
+        </w:rPr>
         <w:t xml:space="preserve"> </w:t>
       </w:r>
       <w:r>
+        <w:rPr>
+          <w:lang w:val="es-ES"/>
+        </w:rPr>
         <w:t xml:space="preserve">“capa Red”</w:t>
       </w:r>
       <w:r>
+        <w:rPr>
+          <w:lang w:val="es-ES"/>
+        </w:rPr>
         <w:t xml:space="preserve"> </w:t>
       </w:r>
       <w:r>
+        <w:rPr>
+          <w:lang w:val="es-ES"/>
+        </w:rPr>
         <w:t xml:space="preserve">son sinónimos en el lenguaje de clase.</w:t>
       </w:r>
     </w:p>
@@ -1077,6 +1362,9 @@
         <w:pStyle w:val="Heading2"/>
       </w:pPr>
       <w:r>
+        <w:rPr>
+          <w:lang w:val="es-ES"/>
+        </w:rPr>
         <w:t xml:space="preserve">10. La trama Ethernet</w:t>
       </w:r>
     </w:p>
@@ -1085,6 +1373,9 @@
         <w:pStyle w:val="FirstParagraph"/>
       </w:pPr>
       <w:r>
+        <w:rPr>
+          <w:lang w:val="es-ES"/>
+        </w:rPr>
         <w:t xml:space="preserve">Contesta sobre una trama Ethernet II (la de cobre y fibra):</w:t>
       </w:r>
     </w:p>
@@ -1097,6 +1388,9 @@
         </w:numPr>
       </w:pPr>
       <w:r>
+        <w:rPr>
+          <w:lang w:val="es-ES"/>
+        </w:rPr>
         <w:t xml:space="preserve">¿Qué tres campos de dirección/tipo lleva siempre al principio (cabecera de 14 bytes)?</w:t>
       </w:r>
     </w:p>
@@ -1109,18 +1403,28 @@
         </w:numPr>
       </w:pPr>
       <w:r>
+        <w:rPr>
+          <w:lang w:val="es-ES"/>
+        </w:rPr>
         <w:t xml:space="preserve">Si Wireshark muestra EtherType</w:t>
       </w:r>
       <w:r>
+        <w:rPr>
+          <w:lang w:val="es-ES"/>
+        </w:rPr>
         <w:t xml:space="preserve"> </w:t>
       </w:r>
       <w:r>
         <w:rPr>
           <w:rStyle w:val="VerbatimChar"/>
+          <w:lang w:val="es-ES"/>
         </w:rPr>
         <w:t xml:space="preserve">0x0800</w:t>
       </w:r>
       <w:r>
+        <w:rPr>
+          <w:lang w:val="es-ES"/>
+        </w:rPr>
         <w:t xml:space="preserve">, ¿qué protocolo hay dentro?</w:t>
       </w:r>
     </w:p>
@@ -1133,6 +1437,9 @@
         </w:numPr>
       </w:pPr>
       <w:r>
+        <w:rPr>
+          <w:lang w:val="es-ES"/>
+        </w:rPr>
         <w:t xml:space="preserve">¿Qué tamaño mínimo y máximo tiene el payload de la trama Ethernet?</w:t>
       </w:r>
     </w:p>
@@ -1145,6 +1452,9 @@
         </w:numPr>
       </w:pPr>
       <w:r>
+        <w:rPr>
+          <w:lang w:val="es-ES"/>
+        </w:rPr>
         <w:t xml:space="preserve">¿Qué significa FCS y qué pasa si no cuadra?</w:t>
       </w:r>
     </w:p>
@@ -1157,6 +1467,9 @@
         </w:numPr>
       </w:pPr>
       <w:r>
+        <w:rPr>
+          <w:lang w:val="es-ES"/>
+        </w:rPr>
         <w:t xml:space="preserve">¿Quién calcula y quién comprueba el FCS en un cableado con switch?</w:t>
       </w:r>
     </w:p>
@@ -1165,6 +1478,9 @@
         <w:pStyle w:val="FirstParagraph"/>
       </w:pPr>
       <w:r>
+        <w:rPr>
+          <w:lang w:val="es-ES"/>
+        </w:rPr>
         <w:t xml:space="preserve">V/F:</w:t>
       </w:r>
     </w:p>
@@ -1177,6 +1493,9 @@
         </w:numPr>
       </w:pPr>
       <w:r>
+        <w:rPr>
+          <w:lang w:val="es-ES"/>
+        </w:rPr>
         <w:t xml:space="preserve">El payload mínimo de una trama Ethernet es de 46 bytes (60 con cabecera+FCS).</w:t>
       </w:r>
     </w:p>
@@ -1189,6 +1508,9 @@
         </w:numPr>
       </w:pPr>
       <w:r>
+        <w:rPr>
+          <w:lang w:val="es-ES"/>
+        </w:rPr>
         <w:t xml:space="preserve">El WiFi (802.11) NO es capa 2 porque no hay cable.</w:t>
       </w:r>
     </w:p>

--- a/docx/02-ethernet-cableado/boletin-U02-inicial.docx
+++ b/docx/02-ethernet-cableado/boletin-U02-inicial.docx
@@ -15,9 +15,6 @@
             <w:pStyle w:val="TOCHeading"/>
           </w:pPr>
           <w:r>
-            <w:rPr>
-              <w:lang w:val="es-ES"/>
-            </w:rPr>
             <w:t xml:space="preserve">Table of Contents</w:t>
           </w:r>
         </w:p>
@@ -37,9 +34,6 @@
         <w:pStyle w:val="Heading1"/>
       </w:pPr>
       <w:r>
-        <w:rPr>
-          <w:lang w:val="es-ES"/>
-        </w:rPr>
         <w:t xml:space="preserve">Boletín UD2 — Inicial</w:t>
       </w:r>
     </w:p>
@@ -50,9 +44,6 @@
         <w:pStyle w:val="Heading1"/>
       </w:pPr>
       <w:r>
-        <w:rPr>
-          <w:lang w:val="es-ES"/>
-        </w:rPr>
         <w:t xml:space="preserve">📝 Boletín UD2 — Inicial</w:t>
       </w:r>
     </w:p>
@@ -61,9 +52,6 @@
         <w:pStyle w:val="BlockText"/>
       </w:pPr>
       <w:r>
-        <w:rPr>
-          <w:lang w:val="es-ES"/>
-        </w:rPr>
         <w:t xml:space="preserve">Ejercicios básicos para afianzar los conceptos de medios físicos, cableado, crimpado, modelo OSI y trama Ethernet.</w:t>
       </w:r>
     </w:p>
@@ -80,9 +68,6 @@
         <w:pStyle w:val="Heading2"/>
       </w:pPr>
       <w:r>
-        <w:rPr>
-          <w:lang w:val="es-ES"/>
-        </w:rPr>
         <w:t xml:space="preserve">1. Identifica el cable</w:t>
       </w:r>
     </w:p>
@@ -91,9 +76,6 @@
         <w:pStyle w:val="FirstParagraph"/>
       </w:pPr>
       <w:r>
-        <w:rPr>
-          <w:lang w:val="es-ES"/>
-        </w:rPr>
         <w:t xml:space="preserve">Relaciona cada tipo de cable con su uso:</w:t>
       </w:r>
     </w:p>
@@ -118,9 +100,6 @@
               <w:pStyle w:val="Compact"/>
             </w:pPr>
             <w:r>
-              <w:rPr>
-                <w:lang w:val="es-ES"/>
-              </w:rPr>
               <w:t xml:space="preserve">Cable</w:t>
             </w:r>
           </w:p>
@@ -132,9 +111,6 @@
               <w:pStyle w:val="Compact"/>
             </w:pPr>
             <w:r>
-              <w:rPr>
-                <w:lang w:val="es-ES"/>
-              </w:rPr>
               <w:t xml:space="preserve">Uso</w:t>
             </w:r>
           </w:p>
@@ -148,9 +124,6 @@
               <w:pStyle w:val="Compact"/>
             </w:pPr>
             <w:r>
-              <w:rPr>
-                <w:lang w:val="es-ES"/>
-              </w:rPr>
               <w:t xml:space="preserve">1. Directo</w:t>
             </w:r>
           </w:p>
@@ -162,9 +135,6 @@
               <w:pStyle w:val="Compact"/>
             </w:pPr>
             <w:r>
-              <w:rPr>
-                <w:lang w:val="es-ES"/>
-              </w:rPr>
               <w:t xml:space="preserve">a) PC a PC</w:t>
             </w:r>
           </w:p>
@@ -178,9 +148,6 @@
               <w:pStyle w:val="Compact"/>
             </w:pPr>
             <w:r>
-              <w:rPr>
-                <w:lang w:val="es-ES"/>
-              </w:rPr>
               <w:t xml:space="preserve">2. Cruzado</w:t>
             </w:r>
           </w:p>
@@ -192,9 +159,6 @@
               <w:pStyle w:val="Compact"/>
             </w:pPr>
             <w:r>
-              <w:rPr>
-                <w:lang w:val="es-ES"/>
-              </w:rPr>
               <w:t xml:space="preserve">b) PC a switch</w:t>
             </w:r>
           </w:p>
@@ -208,9 +172,6 @@
               <w:pStyle w:val="Compact"/>
             </w:pPr>
             <w:r>
-              <w:rPr>
-                <w:lang w:val="es-ES"/>
-              </w:rPr>
               <w:t xml:space="preserve">3. Consola</w:t>
             </w:r>
           </w:p>
@@ -222,9 +183,6 @@
               <w:pStyle w:val="Compact"/>
             </w:pPr>
             <w:r>
-              <w:rPr>
-                <w:lang w:val="es-ES"/>
-              </w:rPr>
               <w:t xml:space="preserve">c) Configuración inicial de un switch Cisco</w:t>
             </w:r>
           </w:p>
@@ -238,9 +196,6 @@
         <w:pStyle w:val="Heading2"/>
       </w:pPr>
       <w:r>
-        <w:rPr>
-          <w:lang w:val="es-ES"/>
-        </w:rPr>
         <w:t xml:space="preserve">2. ¿Qué categoría?</w:t>
       </w:r>
     </w:p>
@@ -249,9 +204,6 @@
         <w:pStyle w:val="FirstParagraph"/>
       </w:pPr>
       <w:r>
-        <w:rPr>
-          <w:lang w:val="es-ES"/>
-        </w:rPr>
         <w:t xml:space="preserve">Indica qué categoría de cable UTP necesitas para cada situación:</w:t>
       </w:r>
     </w:p>
@@ -264,9 +216,6 @@
         </w:numPr>
       </w:pPr>
       <w:r>
-        <w:rPr>
-          <w:lang w:val="es-ES"/>
-        </w:rPr>
         <w:t xml:space="preserve">Red de oficina a 1 Gbps</w:t>
       </w:r>
     </w:p>
@@ -279,9 +228,6 @@
         </w:numPr>
       </w:pPr>
       <w:r>
-        <w:rPr>
-          <w:lang w:val="es-ES"/>
-        </w:rPr>
         <w:t xml:space="preserve">Datacenter con 10 Gbps a 100 metros</w:t>
       </w:r>
     </w:p>
@@ -294,9 +240,6 @@
         </w:numPr>
       </w:pPr>
       <w:r>
-        <w:rPr>
-          <w:lang w:val="es-ES"/>
-        </w:rPr>
         <w:t xml:space="preserve">Cableado económico para una pequeña empresa</w:t>
       </w:r>
     </w:p>
@@ -307,9 +250,6 @@
         <w:pStyle w:val="Heading2"/>
       </w:pPr>
       <w:r>
-        <w:rPr>
-          <w:lang w:val="es-ES"/>
-        </w:rPr>
         <w:t xml:space="preserve">3. Verdadero o falso</w:t>
       </w:r>
     </w:p>
@@ -322,9 +262,6 @@
         </w:numPr>
       </w:pPr>
       <w:r>
-        <w:rPr>
-          <w:lang w:val="es-ES"/>
-        </w:rPr>
         <w:t xml:space="preserve">La fibra óptica usa pulsos eléctricos para transmitir datos.</w:t>
       </w:r>
     </w:p>
@@ -337,9 +274,6 @@
         </w:numPr>
       </w:pPr>
       <w:r>
-        <w:rPr>
-          <w:lang w:val="es-ES"/>
-        </w:rPr>
         <w:t xml:space="preserve">El estándar T568B pone el par naranja en los pines 1 y 2.</w:t>
       </w:r>
     </w:p>
@@ -352,9 +286,6 @@
         </w:numPr>
       </w:pPr>
       <w:r>
-        <w:rPr>
-          <w:lang w:val="es-ES"/>
-        </w:rPr>
         <w:t xml:space="preserve">Un cable UTP tiene 4 pares de hilos (8 hilos en total).</w:t>
       </w:r>
     </w:p>
@@ -367,9 +298,6 @@
         </w:numPr>
       </w:pPr>
       <w:r>
-        <w:rPr>
-          <w:lang w:val="es-ES"/>
-        </w:rPr>
         <w:t xml:space="preserve">El Auto MDI-X permite usar cables directos entre switches.</w:t>
       </w:r>
     </w:p>
@@ -382,9 +310,6 @@
         </w:numPr>
       </w:pPr>
       <w:r>
-        <w:rPr>
-          <w:lang w:val="es-ES"/>
-        </w:rPr>
         <w:t xml:space="preserve">La diafonía es la pérdida de señal con la distancia.</w:t>
       </w:r>
     </w:p>
@@ -395,9 +320,6 @@
         <w:pStyle w:val="Heading2"/>
       </w:pPr>
       <w:r>
-        <w:rPr>
-          <w:lang w:val="es-ES"/>
-        </w:rPr>
         <w:t xml:space="preserve">4. Ordena el crimpado</w:t>
       </w:r>
     </w:p>
@@ -406,9 +328,6 @@
         <w:pStyle w:val="FirstParagraph"/>
       </w:pPr>
       <w:r>
-        <w:rPr>
-          <w:lang w:val="es-ES"/>
-        </w:rPr>
         <w:t xml:space="preserve">Ordena los pasos para crimpar un cable RJ45 (del 1 al 6):</w:t>
       </w:r>
     </w:p>
@@ -421,9 +340,6 @@
         </w:numPr>
       </w:pPr>
       <w:r>
-        <w:rPr>
-          <w:lang w:val="es-ES"/>
-        </w:rPr>
         <w:t xml:space="preserve">Insertar los hilos en el conector RJ45</w:t>
       </w:r>
     </w:p>
@@ -436,9 +352,6 @@
         </w:numPr>
       </w:pPr>
       <w:r>
-        <w:rPr>
-          <w:lang w:val="es-ES"/>
-        </w:rPr>
         <w:t xml:space="preserve">Pelar la funda exterior del cable</w:t>
       </w:r>
     </w:p>
@@ -451,9 +364,6 @@
         </w:numPr>
       </w:pPr>
       <w:r>
-        <w:rPr>
-          <w:lang w:val="es-ES"/>
-        </w:rPr>
         <w:t xml:space="preserve">Comprobar el cable con un tester</w:t>
       </w:r>
     </w:p>
@@ -466,9 +376,6 @@
         </w:numPr>
       </w:pPr>
       <w:r>
-        <w:rPr>
-          <w:lang w:val="es-ES"/>
-        </w:rPr>
         <w:t xml:space="preserve">Ordenar los hilos según T568B</w:t>
       </w:r>
     </w:p>
@@ -481,9 +388,6 @@
         </w:numPr>
       </w:pPr>
       <w:r>
-        <w:rPr>
-          <w:lang w:val="es-ES"/>
-        </w:rPr>
         <w:t xml:space="preserve">Cortar los hilos rectos</w:t>
       </w:r>
     </w:p>
@@ -496,9 +400,6 @@
         </w:numPr>
       </w:pPr>
       <w:r>
-        <w:rPr>
-          <w:lang w:val="es-ES"/>
-        </w:rPr>
         <w:t xml:space="preserve">Crimpar con la crimpadora</w:t>
       </w:r>
     </w:p>
@@ -509,9 +410,6 @@
         <w:pStyle w:val="Heading2"/>
       </w:pPr>
       <w:r>
-        <w:rPr>
-          <w:lang w:val="es-ES"/>
-        </w:rPr>
         <w:t xml:space="preserve">5. Relaciona concepto y definición</w:t>
       </w:r>
     </w:p>
@@ -536,9 +434,6 @@
               <w:pStyle w:val="Compact"/>
             </w:pPr>
             <w:r>
-              <w:rPr>
-                <w:lang w:val="es-ES"/>
-              </w:rPr>
               <w:t xml:space="preserve">Concepto</w:t>
             </w:r>
           </w:p>
@@ -550,9 +445,6 @@
               <w:pStyle w:val="Compact"/>
             </w:pPr>
             <w:r>
-              <w:rPr>
-                <w:lang w:val="es-ES"/>
-              </w:rPr>
               <w:t xml:space="preserve">Definición</w:t>
             </w:r>
           </w:p>
@@ -566,9 +458,6 @@
               <w:pStyle w:val="Compact"/>
             </w:pPr>
             <w:r>
-              <w:rPr>
-                <w:lang w:val="es-ES"/>
-              </w:rPr>
               <w:t xml:space="preserve">1. Atenuación</w:t>
             </w:r>
           </w:p>
@@ -580,9 +469,6 @@
               <w:pStyle w:val="Compact"/>
             </w:pPr>
             <w:r>
-              <w:rPr>
-                <w:lang w:val="es-ES"/>
-              </w:rPr>
               <w:t xml:space="preserve">a) Interferencia entre pares de hilos adyacentes</w:t>
             </w:r>
           </w:p>
@@ -596,9 +482,6 @@
               <w:pStyle w:val="Compact"/>
             </w:pPr>
             <w:r>
-              <w:rPr>
-                <w:lang w:val="es-ES"/>
-              </w:rPr>
               <w:t xml:space="preserve">2. Diafonía</w:t>
             </w:r>
           </w:p>
@@ -610,9 +493,6 @@
               <w:pStyle w:val="Compact"/>
             </w:pPr>
             <w:r>
-              <w:rPr>
-                <w:lang w:val="es-ES"/>
-              </w:rPr>
               <w:t xml:space="preserve">b) Capacidad máxima de transmisión de un medio</w:t>
             </w:r>
           </w:p>
@@ -626,9 +506,6 @@
               <w:pStyle w:val="Compact"/>
             </w:pPr>
             <w:r>
-              <w:rPr>
-                <w:lang w:val="es-ES"/>
-              </w:rPr>
               <w:t xml:space="preserve">3. Ancho de banda</w:t>
             </w:r>
           </w:p>
@@ -640,9 +517,6 @@
               <w:pStyle w:val="Compact"/>
             </w:pPr>
             <w:r>
-              <w:rPr>
-                <w:lang w:val="es-ES"/>
-              </w:rPr>
               <w:t xml:space="preserve">c) Tiempo de ida y vuelta de un paquete</w:t>
             </w:r>
           </w:p>
@@ -656,9 +530,6 @@
               <w:pStyle w:val="Compact"/>
             </w:pPr>
             <w:r>
-              <w:rPr>
-                <w:lang w:val="es-ES"/>
-              </w:rPr>
               <w:t xml:space="preserve">4. Latencia</w:t>
             </w:r>
           </w:p>
@@ -670,9 +541,6 @@
               <w:pStyle w:val="Compact"/>
             </w:pPr>
             <w:r>
-              <w:rPr>
-                <w:lang w:val="es-ES"/>
-              </w:rPr>
               <w:t xml:space="preserve">d) Pérdida de intensidad de la señal con la distancia</w:t>
             </w:r>
           </w:p>
@@ -686,9 +554,6 @@
         <w:pStyle w:val="Heading2"/>
       </w:pPr>
       <w:r>
-        <w:rPr>
-          <w:lang w:val="es-ES"/>
-        </w:rPr>
         <w:t xml:space="preserve">6. Sopa de letras de conectores</w:t>
       </w:r>
     </w:p>
@@ -697,9 +562,6 @@
         <w:pStyle w:val="FirstParagraph"/>
       </w:pPr>
       <w:r>
-        <w:rPr>
-          <w:lang w:val="es-ES"/>
-        </w:rPr>
         <w:t xml:space="preserve">Nombra estos conectores y el medio en el que se usan:</w:t>
       </w:r>
     </w:p>
@@ -712,9 +574,6 @@
         </w:numPr>
       </w:pPr>
       <w:r>
-        <w:rPr>
-          <w:lang w:val="es-ES"/>
-        </w:rPr>
         <w:t xml:space="preserve">RJ45</w:t>
       </w:r>
     </w:p>
@@ -727,9 +586,6 @@
         </w:numPr>
       </w:pPr>
       <w:r>
-        <w:rPr>
-          <w:lang w:val="es-ES"/>
-        </w:rPr>
         <w:t xml:space="preserve">LC</w:t>
       </w:r>
     </w:p>
@@ -742,9 +598,6 @@
         </w:numPr>
       </w:pPr>
       <w:r>
-        <w:rPr>
-          <w:lang w:val="es-ES"/>
-        </w:rPr>
         <w:t xml:space="preserve">SC</w:t>
       </w:r>
     </w:p>
@@ -755,9 +608,6 @@
         <w:pStyle w:val="Heading2"/>
       </w:pPr>
       <w:r>
-        <w:rPr>
-          <w:lang w:val="es-ES"/>
-        </w:rPr>
         <w:t xml:space="preserve">7. Cableado estructurado</w:t>
       </w:r>
     </w:p>
@@ -766,9 +616,6 @@
         <w:pStyle w:val="FirstParagraph"/>
       </w:pPr>
       <w:r>
-        <w:rPr>
-          <w:lang w:val="es-ES"/>
-        </w:rPr>
         <w:t xml:space="preserve">Relaciona cada elemento del cableado estructurado con su función:</w:t>
       </w:r>
     </w:p>
@@ -794,9 +641,6 @@
               <w:pStyle w:val="Compact"/>
             </w:pPr>
             <w:r>
-              <w:rPr>
-                <w:lang w:val="es-ES"/>
-              </w:rPr>
               <w:t xml:space="preserve">Elemento</w:t>
             </w:r>
           </w:p>
@@ -808,9 +652,6 @@
               <w:pStyle w:val="Compact"/>
             </w:pPr>
             <w:r>
-              <w:rPr>
-                <w:lang w:val="es-ES"/>
-              </w:rPr>
               <w:t xml:space="preserve">Función</w:t>
             </w:r>
           </w:p>
@@ -824,9 +665,6 @@
               <w:pStyle w:val="Compact"/>
             </w:pPr>
             <w:r>
-              <w:rPr>
-                <w:lang w:val="es-ES"/>
-              </w:rPr>
               <w:t xml:space="preserve">1. Latiguillo</w:t>
             </w:r>
           </w:p>
@@ -838,9 +676,6 @@
               <w:pStyle w:val="Compact"/>
             </w:pPr>
             <w:r>
-              <w:rPr>
-                <w:lang w:val="es-ES"/>
-              </w:rPr>
               <w:t xml:space="preserve">a) Concentra los cables horizontales en el rack</w:t>
             </w:r>
           </w:p>
@@ -854,9 +689,6 @@
               <w:pStyle w:val="Compact"/>
             </w:pPr>
             <w:r>
-              <w:rPr>
-                <w:lang w:val="es-ES"/>
-              </w:rPr>
               <w:t xml:space="preserve">2. Keystone</w:t>
             </w:r>
           </w:p>
@@ -868,9 +700,6 @@
               <w:pStyle w:val="Compact"/>
             </w:pPr>
             <w:r>
-              <w:rPr>
-                <w:lang w:val="es-ES"/>
-              </w:rPr>
               <w:t xml:space="preserve">b) Cable flexible que une el PC con la roseta (o el patch panel con el switch)</w:t>
             </w:r>
           </w:p>
@@ -884,9 +713,6 @@
               <w:pStyle w:val="Compact"/>
             </w:pPr>
             <w:r>
-              <w:rPr>
-                <w:lang w:val="es-ES"/>
-              </w:rPr>
               <w:t xml:space="preserve">3. Patch panel</w:t>
             </w:r>
           </w:p>
@@ -898,9 +724,6 @@
               <w:pStyle w:val="Compact"/>
             </w:pPr>
             <w:r>
-              <w:rPr>
-                <w:lang w:val="es-ES"/>
-              </w:rPr>
               <w:t xml:space="preserve">c) Conector hembra RJ45 en la roseta de pared</w:t>
             </w:r>
           </w:p>
@@ -914,9 +737,6 @@
               <w:pStyle w:val="Compact"/>
             </w:pPr>
             <w:r>
-              <w:rPr>
-                <w:lang w:val="es-ES"/>
-              </w:rPr>
               <w:t xml:space="preserve">4. Cable horizontal</w:t>
             </w:r>
           </w:p>
@@ -928,9 +748,6 @@
               <w:pStyle w:val="Compact"/>
             </w:pPr>
             <w:r>
-              <w:rPr>
-                <w:lang w:val="es-ES"/>
-              </w:rPr>
               <w:t xml:space="preserve">d) Cable sólido empotrado que va del patch panel al keystone</w:t>
             </w:r>
           </w:p>
@@ -944,9 +761,6 @@
         <w:pStyle w:val="Heading2"/>
       </w:pPr>
       <w:r>
-        <w:rPr>
-          <w:lang w:val="es-ES"/>
-        </w:rPr>
         <w:t xml:space="preserve">8. Medios y estándares: verdadero o falso</w:t>
       </w:r>
     </w:p>
@@ -955,9 +769,6 @@
         <w:pStyle w:val="FirstParagraph"/>
       </w:pPr>
       <w:r>
-        <w:rPr>
-          <w:lang w:val="es-ES"/>
-        </w:rPr>
         <w:t xml:space="preserve">Indica si cada afirmación es verdadera (V) o falsa (F) y corrige las falsas:</w:t>
       </w:r>
     </w:p>
@@ -970,9 +781,6 @@
         </w:numPr>
       </w:pPr>
       <w:r>
-        <w:rPr>
-          <w:lang w:val="es-ES"/>
-        </w:rPr>
         <w:t xml:space="preserve">La fibra óptica se ve afectada por las interferencias electromagnéticas.</w:t>
       </w:r>
     </w:p>
@@ -985,9 +793,6 @@
         </w:numPr>
       </w:pPr>
       <w:r>
-        <w:rPr>
-          <w:lang w:val="es-ES"/>
-        </w:rPr>
         <w:t xml:space="preserve">El cobre UTP se ve afectado por la interferencia electromagnética externa.</w:t>
       </w:r>
     </w:p>
@@ -1000,9 +805,6 @@
         </w:numPr>
       </w:pPr>
       <w:r>
-        <w:rPr>
-          <w:lang w:val="es-ES"/>
-        </w:rPr>
         <w:t xml:space="preserve">El estándar 1000BASE-T trabaja sobre par trenzado de cobre.</w:t>
       </w:r>
     </w:p>
@@ -1015,9 +817,6 @@
         </w:numPr>
       </w:pPr>
       <w:r>
-        <w:rPr>
-          <w:lang w:val="es-ES"/>
-        </w:rPr>
         <w:t xml:space="preserve">La fibra multimodo llega a distancias de más de 40 km.</w:t>
       </w:r>
     </w:p>
@@ -1030,9 +829,6 @@
         </w:numPr>
       </w:pPr>
       <w:r>
-        <w:rPr>
-          <w:lang w:val="es-ES"/>
-        </w:rPr>
         <w:t xml:space="preserve">La fibra monomodo se usa para enlaces largos (cientos de metros o kilómetros).</w:t>
       </w:r>
     </w:p>
@@ -1043,9 +839,6 @@
         <w:pStyle w:val="Heading2"/>
       </w:pPr>
       <w:r>
-        <w:rPr>
-          <w:lang w:val="es-ES"/>
-        </w:rPr>
         <w:t xml:space="preserve">9. Modelo OSI: capas y PDUs</w:t>
       </w:r>
     </w:p>
@@ -1054,33 +847,18 @@
         <w:pStyle w:val="FirstParagraph"/>
       </w:pPr>
       <w:r>
-        <w:rPr>
-          <w:lang w:val="es-ES"/>
-        </w:rPr>
         <w:t xml:space="preserve">Relaciona cada capa OSI con la PDU que</w:t>
       </w:r>
       <w:r>
-        <w:rPr>
-          <w:lang w:val="es-ES"/>
-        </w:rPr>
         <w:t xml:space="preserve"> </w:t>
       </w:r>
       <w:r>
-        <w:rPr>
-          <w:lang w:val="es-ES"/>
-        </w:rPr>
         <w:t xml:space="preserve">“viaja”</w:t>
       </w:r>
       <w:r>
-        <w:rPr>
-          <w:lang w:val="es-ES"/>
-        </w:rPr>
         <w:t xml:space="preserve"> </w:t>
       </w:r>
       <w:r>
-        <w:rPr>
-          <w:lang w:val="es-ES"/>
-        </w:rPr>
         <w:t xml:space="preserve">en ella:</w:t>
       </w:r>
     </w:p>
@@ -1105,9 +883,6 @@
               <w:pStyle w:val="Compact"/>
             </w:pPr>
             <w:r>
-              <w:rPr>
-                <w:lang w:val="es-ES"/>
-              </w:rPr>
               <w:t xml:space="preserve">Capa</w:t>
             </w:r>
           </w:p>
@@ -1119,9 +894,6 @@
               <w:pStyle w:val="Compact"/>
             </w:pPr>
             <w:r>
-              <w:rPr>
-                <w:lang w:val="es-ES"/>
-              </w:rPr>
               <w:t xml:space="preserve">PDU</w:t>
             </w:r>
           </w:p>
@@ -1135,9 +907,6 @@
               <w:pStyle w:val="Compact"/>
             </w:pPr>
             <w:r>
-              <w:rPr>
-                <w:lang w:val="es-ES"/>
-              </w:rPr>
               <w:t xml:space="preserve">1 · Física</w:t>
             </w:r>
           </w:p>
@@ -1149,9 +918,6 @@
               <w:pStyle w:val="Compact"/>
             </w:pPr>
             <w:r>
-              <w:rPr>
-                <w:lang w:val="es-ES"/>
-              </w:rPr>
               <w:t xml:space="preserve">a) Paquete</w:t>
             </w:r>
           </w:p>
@@ -1165,9 +931,6 @@
               <w:pStyle w:val="Compact"/>
             </w:pPr>
             <w:r>
-              <w:rPr>
-                <w:lang w:val="es-ES"/>
-              </w:rPr>
               <w:t xml:space="preserve">2 · Enlace</w:t>
             </w:r>
           </w:p>
@@ -1179,9 +942,6 @@
               <w:pStyle w:val="Compact"/>
             </w:pPr>
             <w:r>
-              <w:rPr>
-                <w:lang w:val="es-ES"/>
-              </w:rPr>
               <w:t xml:space="preserve">b) Bits</w:t>
             </w:r>
           </w:p>
@@ -1195,9 +955,6 @@
               <w:pStyle w:val="Compact"/>
             </w:pPr>
             <w:r>
-              <w:rPr>
-                <w:lang w:val="es-ES"/>
-              </w:rPr>
               <w:t xml:space="preserve">3 · Red</w:t>
             </w:r>
           </w:p>
@@ -1209,9 +966,6 @@
               <w:pStyle w:val="Compact"/>
             </w:pPr>
             <w:r>
-              <w:rPr>
-                <w:lang w:val="es-ES"/>
-              </w:rPr>
               <w:t xml:space="preserve">c) Trama</w:t>
             </w:r>
           </w:p>
@@ -1225,9 +979,6 @@
               <w:pStyle w:val="Compact"/>
             </w:pPr>
             <w:r>
-              <w:rPr>
-                <w:lang w:val="es-ES"/>
-              </w:rPr>
               <w:t xml:space="preserve">4 · Transporte</w:t>
             </w:r>
           </w:p>
@@ -1239,9 +990,6 @@
               <w:pStyle w:val="Compact"/>
             </w:pPr>
             <w:r>
-              <w:rPr>
-                <w:lang w:val="es-ES"/>
-              </w:rPr>
               <w:t xml:space="preserve">d) Segmento</w:t>
             </w:r>
           </w:p>
@@ -1253,9 +1001,6 @@
         <w:pStyle w:val="BodyText"/>
       </w:pPr>
       <w:r>
-        <w:rPr>
-          <w:lang w:val="es-ES"/>
-        </w:rPr>
         <w:t xml:space="preserve">Indica además si cada frase es verdadera (V) o falsa (F) y corrige las falsas:</w:t>
       </w:r>
     </w:p>
@@ -1268,9 +1013,6 @@
         </w:numPr>
       </w:pPr>
       <w:r>
-        <w:rPr>
-          <w:lang w:val="es-ES"/>
-        </w:rPr>
         <w:t xml:space="preserve">OSI es el modelo de 7 capas que corre de verdad en Internet.</w:t>
       </w:r>
     </w:p>
@@ -1283,9 +1025,6 @@
         </w:numPr>
       </w:pPr>
       <w:r>
-        <w:rPr>
-          <w:lang w:val="es-ES"/>
-        </w:rPr>
         <w:t xml:space="preserve">TCP/IP es la pila real; OSI se usa como mapa para hablar y diagnosticar.</w:t>
       </w:r>
     </w:p>
@@ -1298,9 +1037,6 @@
         </w:numPr>
       </w:pPr>
       <w:r>
-        <w:rPr>
-          <w:lang w:val="es-ES"/>
-        </w:rPr>
         <w:t xml:space="preserve">Esta unidad (UD2) vive sobre todo en las capas 1 y 2.</w:t>
       </w:r>
     </w:p>
@@ -1313,45 +1049,24 @@
         </w:numPr>
       </w:pPr>
       <w:r>
-        <w:rPr>
-          <w:lang w:val="es-ES"/>
-        </w:rPr>
         <w:t xml:space="preserve">“Capa 3”</w:t>
       </w:r>
       <w:r>
-        <w:rPr>
-          <w:lang w:val="es-ES"/>
-        </w:rPr>
         <w:t xml:space="preserve"> </w:t>
       </w:r>
       <w:r>
-        <w:rPr>
-          <w:lang w:val="es-ES"/>
-        </w:rPr>
         <w:t xml:space="preserve">y</w:t>
       </w:r>
       <w:r>
-        <w:rPr>
-          <w:lang w:val="es-ES"/>
-        </w:rPr>
         <w:t xml:space="preserve"> </w:t>
       </w:r>
       <w:r>
-        <w:rPr>
-          <w:lang w:val="es-ES"/>
-        </w:rPr>
         <w:t xml:space="preserve">“capa Red”</w:t>
       </w:r>
       <w:r>
-        <w:rPr>
-          <w:lang w:val="es-ES"/>
-        </w:rPr>
         <w:t xml:space="preserve"> </w:t>
       </w:r>
       <w:r>
-        <w:rPr>
-          <w:lang w:val="es-ES"/>
-        </w:rPr>
         <w:t xml:space="preserve">son sinónimos en el lenguaje de clase.</w:t>
       </w:r>
     </w:p>
@@ -1362,9 +1077,6 @@
         <w:pStyle w:val="Heading2"/>
       </w:pPr>
       <w:r>
-        <w:rPr>
-          <w:lang w:val="es-ES"/>
-        </w:rPr>
         <w:t xml:space="preserve">10. La trama Ethernet</w:t>
       </w:r>
     </w:p>
@@ -1373,9 +1085,6 @@
         <w:pStyle w:val="FirstParagraph"/>
       </w:pPr>
       <w:r>
-        <w:rPr>
-          <w:lang w:val="es-ES"/>
-        </w:rPr>
         <w:t xml:space="preserve">Contesta sobre una trama Ethernet II (la de cobre y fibra):</w:t>
       </w:r>
     </w:p>
@@ -1388,9 +1097,6 @@
         </w:numPr>
       </w:pPr>
       <w:r>
-        <w:rPr>
-          <w:lang w:val="es-ES"/>
-        </w:rPr>
         <w:t xml:space="preserve">¿Qué tres campos de dirección/tipo lleva siempre al principio (cabecera de 14 bytes)?</w:t>
       </w:r>
     </w:p>
@@ -1403,28 +1109,18 @@
         </w:numPr>
       </w:pPr>
       <w:r>
-        <w:rPr>
-          <w:lang w:val="es-ES"/>
-        </w:rPr>
         <w:t xml:space="preserve">Si Wireshark muestra EtherType</w:t>
       </w:r>
       <w:r>
-        <w:rPr>
-          <w:lang w:val="es-ES"/>
-        </w:rPr>
         <w:t xml:space="preserve"> </w:t>
       </w:r>
       <w:r>
         <w:rPr>
           <w:rStyle w:val="VerbatimChar"/>
-          <w:lang w:val="es-ES"/>
         </w:rPr>
         <w:t xml:space="preserve">0x0800</w:t>
       </w:r>
       <w:r>
-        <w:rPr>
-          <w:lang w:val="es-ES"/>
-        </w:rPr>
         <w:t xml:space="preserve">, ¿qué protocolo hay dentro?</w:t>
       </w:r>
     </w:p>
@@ -1437,9 +1133,6 @@
         </w:numPr>
       </w:pPr>
       <w:r>
-        <w:rPr>
-          <w:lang w:val="es-ES"/>
-        </w:rPr>
         <w:t xml:space="preserve">¿Qué tamaño mínimo y máximo tiene el payload de la trama Ethernet?</w:t>
       </w:r>
     </w:p>
@@ -1452,9 +1145,6 @@
         </w:numPr>
       </w:pPr>
       <w:r>
-        <w:rPr>
-          <w:lang w:val="es-ES"/>
-        </w:rPr>
         <w:t xml:space="preserve">¿Qué significa FCS y qué pasa si no cuadra?</w:t>
       </w:r>
     </w:p>
@@ -1467,9 +1157,6 @@
         </w:numPr>
       </w:pPr>
       <w:r>
-        <w:rPr>
-          <w:lang w:val="es-ES"/>
-        </w:rPr>
         <w:t xml:space="preserve">¿Quién calcula y quién comprueba el FCS en un cableado con switch?</w:t>
       </w:r>
     </w:p>
@@ -1478,9 +1165,6 @@
         <w:pStyle w:val="FirstParagraph"/>
       </w:pPr>
       <w:r>
-        <w:rPr>
-          <w:lang w:val="es-ES"/>
-        </w:rPr>
         <w:t xml:space="preserve">V/F:</w:t>
       </w:r>
     </w:p>
@@ -1493,9 +1177,6 @@
         </w:numPr>
       </w:pPr>
       <w:r>
-        <w:rPr>
-          <w:lang w:val="es-ES"/>
-        </w:rPr>
         <w:t xml:space="preserve">El payload mínimo de una trama Ethernet es de 46 bytes (60 con cabecera+FCS).</w:t>
       </w:r>
     </w:p>
@@ -1508,9 +1189,6 @@
         </w:numPr>
       </w:pPr>
       <w:r>
-        <w:rPr>
-          <w:lang w:val="es-ES"/>
-        </w:rPr>
         <w:t xml:space="preserve">El WiFi (802.11) NO es capa 2 porque no hay cable.</w:t>
       </w:r>
     </w:p>

--- a/docx/02-ethernet-cableado/boletin-U02-inicial.docx
+++ b/docx/02-ethernet-cableado/boletin-U02-inicial.docx
@@ -28,23 +28,23 @@
         </w:p>
       </w:sdtContent>
     </w:sdt>
-    <w:bookmarkStart w:id="9" w:name="boletín-ud2-inicial"/>
+    <w:bookmarkStart w:id="9" w:name="boletín-de-ethernet-y-cableado-inicial"/>
     <w:p>
       <w:pPr>
         <w:pStyle w:val="Heading1"/>
       </w:pPr>
       <w:r>
-        <w:t xml:space="preserve">Boletín UD2 — Inicial</w:t>
+        <w:t xml:space="preserve">Boletín de Ethernet y cableado — Inicial</w:t>
       </w:r>
     </w:p>
     <w:bookmarkEnd w:id="9"/>
-    <w:bookmarkStart w:id="20" w:name="boletín-ud2-inicial-1"/>
+    <w:bookmarkStart w:id="20" w:name="boletín-de-ethernet-y-cableado-inicial-1"/>
     <w:p>
       <w:pPr>
         <w:pStyle w:val="Heading1"/>
       </w:pPr>
       <w:r>
-        <w:t xml:space="preserve">📝 Boletín UD2 — Inicial</w:t>
+        <w:t xml:space="preserve">📝 Boletín de Ethernet y cableado — Inicial</w:t>
       </w:r>
     </w:p>
     <w:p>
@@ -1037,7 +1037,7 @@
         </w:numPr>
       </w:pPr>
       <w:r>
-        <w:t xml:space="preserve">Esta unidad (UD2) vive sobre todo en las capas 1 y 2.</w:t>
+        <w:t xml:space="preserve">Esta unidad vive sobre todo en las capas 1 y 2.</w:t>
       </w:r>
     </w:p>
     <w:p>

--- a/docx/02-ethernet-cableado/boletin-U02-inicial.docx
+++ b/docx/02-ethernet-cableado/boletin-U02-inicial.docx
@@ -548,13 +548,13 @@
       </w:tr>
     </w:tbl>
     <w:bookmarkEnd w:id="14"/>
-    <w:bookmarkStart w:id="15" w:name="sopa-de-letras-de-conectores"/>
+    <w:bookmarkStart w:id="15" w:name="conectores-nómbralos"/>
     <w:p>
       <w:pPr>
         <w:pStyle w:val="Heading2"/>
       </w:pPr>
       <w:r>
-        <w:t xml:space="preserve">6. Sopa de letras de conectores</w:t>
+        <w:t xml:space="preserve">6. Conectores: nómbralos</w:t>
       </w:r>
     </w:p>
     <w:p>
@@ -1177,7 +1177,7 @@
         </w:numPr>
       </w:pPr>
       <w:r>
-        <w:t xml:space="preserve">El payload mínimo de una trama Ethernet es de 46 bytes (60 con cabecera+FCS).</w:t>
+        <w:t xml:space="preserve">El payload mínimo de una trama Ethernet es de 46 bytes (64 bytes de trama en total con cabecera y FCS).</w:t>
       </w:r>
     </w:p>
     <w:p>
